--- a/公用工程题库（内操版）.docx
+++ b/公用工程题库（内操版）.docx
@@ -8443,8 +8443,6 @@
         </w:rPr>
         <w:t>三、判断题</w:t>
       </w:r>
-      <w:bookmarkStart w:id="0" w:name="_GoBack"/>
-      <w:bookmarkEnd w:id="0"/>
     </w:p>
     <w:p>
       <w:pPr>
@@ -11347,42 +11345,7 @@
           <w:sz w:val="24"/>
           <w:szCs w:val="24"/>
         </w:rPr>
-        <w:t>仪表风的露点温度控制指标为 **≤-40**</w:t>
-      </w:r>
-      <w:r>
-        <w:rPr>
-          <w:rFonts w:ascii="Cambria Math" w:hAnsi="Cambria Math" w:cs="Cambria Math"/>
-          <w:sz w:val="24"/>
-          <w:szCs w:val="24"/>
-        </w:rPr>
-        <w:t>℃</w:t>
-      </w:r>
-      <w:r>
-        <w:rPr>
-          <w:sz w:val="24"/>
-          <w:szCs w:val="24"/>
-        </w:rPr>
-        <w:t>。</w:t>
-      </w:r>
-    </w:p>
-    <w:p>
-      <w:pPr>
-        <w:numPr>
-          <w:ilvl w:val="0"/>
-          <w:numId w:val="27"/>
-        </w:numPr>
-        <w:jc w:val="left"/>
-        <w:rPr>
-          <w:sz w:val="24"/>
-          <w:szCs w:val="24"/>
-        </w:rPr>
-      </w:pPr>
-      <w:r>
-        <w:rPr>
-          <w:sz w:val="24"/>
-          <w:szCs w:val="24"/>
-        </w:rPr>
-        <w:t>空压系统中，高压仪表空气储罐和低压仪表空气储罐的容量均为</w:t>
+        <w:t xml:space="preserve">仪表风的露点温度控制指标为 </w:t>
       </w:r>
       <w:r>
         <w:rPr>
@@ -11391,14 +11354,60 @@
           <w:sz w:val="24"/>
           <w:szCs w:val="24"/>
         </w:rPr>
-        <w:t>80</w:t>
-      </w:r>
-      <w:r>
-        <w:rPr>
-          <w:sz w:val="24"/>
-          <w:szCs w:val="24"/>
-        </w:rPr>
-        <w:t>m³。</w:t>
+        <w:t>≤-40</w:t>
+      </w:r>
+      <w:r>
+        <w:rPr>
+          <w:rFonts w:ascii="Cambria Math" w:hAnsi="Cambria Math" w:cs="Cambria Math"/>
+          <w:b/>
+          <w:bCs/>
+          <w:sz w:val="24"/>
+          <w:szCs w:val="24"/>
+        </w:rPr>
+        <w:t>℃</w:t>
+      </w:r>
+      <w:r>
+        <w:rPr>
+          <w:sz w:val="24"/>
+          <w:szCs w:val="24"/>
+        </w:rPr>
+        <w:t>。</w:t>
+      </w:r>
+    </w:p>
+    <w:p>
+      <w:pPr>
+        <w:numPr>
+          <w:ilvl w:val="0"/>
+          <w:numId w:val="27"/>
+        </w:numPr>
+        <w:jc w:val="left"/>
+        <w:rPr>
+          <w:sz w:val="24"/>
+          <w:szCs w:val="24"/>
+        </w:rPr>
+      </w:pPr>
+      <w:r>
+        <w:rPr>
+          <w:sz w:val="24"/>
+          <w:szCs w:val="24"/>
+        </w:rPr>
+        <w:t>空压系统中，高压仪表空气储罐和低压仪表空气储罐的容量均为</w:t>
+      </w:r>
+      <w:r>
+        <w:rPr>
+          <w:b/>
+          <w:bCs/>
+          <w:sz w:val="24"/>
+          <w:szCs w:val="24"/>
+        </w:rPr>
+        <w:t>80m³</w:t>
+      </w:r>
+      <w:r>
+        <w:rPr>
+          <w:sz w:val="24"/>
+          <w:szCs w:val="24"/>
+        </w:rPr>
+        <w:t>。</w:t>
       </w:r>
     </w:p>
     <w:p>
@@ -17703,42 +17712,7 @@
           <w:sz w:val="24"/>
           <w:szCs w:val="24"/>
         </w:rPr>
-        <w:t>冷冻水经过冷冻机组制冷后，形成 **-5 至 - 10**</w:t>
-      </w:r>
-      <w:r>
-        <w:rPr>
-          <w:rFonts w:ascii="Cambria Math" w:hAnsi="Cambria Math" w:cs="Cambria Math"/>
-          <w:sz w:val="24"/>
-          <w:szCs w:val="24"/>
-        </w:rPr>
-        <w:t>℃</w:t>
-      </w:r>
-      <w:r>
-        <w:rPr>
-          <w:sz w:val="24"/>
-          <w:szCs w:val="24"/>
-        </w:rPr>
-        <w:t>的冷冻水供应装置生产。</w:t>
-      </w:r>
-    </w:p>
-    <w:p>
-      <w:pPr>
-        <w:numPr>
-          <w:ilvl w:val="0"/>
-          <w:numId w:val="42"/>
-        </w:numPr>
-        <w:jc w:val="left"/>
-        <w:rPr>
-          <w:sz w:val="24"/>
-          <w:szCs w:val="24"/>
-        </w:rPr>
-      </w:pPr>
-      <w:r>
-        <w:rPr>
-          <w:sz w:val="24"/>
-          <w:szCs w:val="24"/>
-        </w:rPr>
-        <w:t>冷冻机组有二台，正常生产时</w:t>
+        <w:t xml:space="preserve">冷冻水经过冷冻机组制冷后，形成 </w:t>
       </w:r>
       <w:r>
         <w:rPr>
@@ -17747,14 +17721,42 @@
           <w:sz w:val="24"/>
           <w:szCs w:val="24"/>
         </w:rPr>
-        <w:t>一</w:t>
-      </w:r>
-      <w:r>
-        <w:rPr>
-          <w:sz w:val="24"/>
-          <w:szCs w:val="24"/>
-        </w:rPr>
-        <w:t>用</w:t>
+        <w:t>-5 至 - 10</w:t>
+      </w:r>
+      <w:r>
+        <w:rPr>
+          <w:rFonts w:ascii="Cambria Math" w:hAnsi="Cambria Math" w:cs="Cambria Math"/>
+          <w:sz w:val="24"/>
+          <w:szCs w:val="24"/>
+        </w:rPr>
+        <w:t>℃</w:t>
+      </w:r>
+      <w:r>
+        <w:rPr>
+          <w:sz w:val="24"/>
+          <w:szCs w:val="24"/>
+        </w:rPr>
+        <w:t>的冷冻水供应装置生产。</w:t>
+      </w:r>
+    </w:p>
+    <w:p>
+      <w:pPr>
+        <w:numPr>
+          <w:ilvl w:val="0"/>
+          <w:numId w:val="42"/>
+        </w:numPr>
+        <w:jc w:val="left"/>
+        <w:rPr>
+          <w:sz w:val="24"/>
+          <w:szCs w:val="24"/>
+        </w:rPr>
+      </w:pPr>
+      <w:r>
+        <w:rPr>
+          <w:sz w:val="24"/>
+          <w:szCs w:val="24"/>
+        </w:rPr>
+        <w:t>冷冻机组有二台，正常生产时</w:t>
       </w:r>
       <w:r>
         <w:rPr>
@@ -17770,27 +17772,7 @@
           <w:sz w:val="24"/>
           <w:szCs w:val="24"/>
         </w:rPr>
-        <w:t>备。</w:t>
-      </w:r>
-    </w:p>
-    <w:p>
-      <w:pPr>
-        <w:numPr>
-          <w:ilvl w:val="0"/>
-          <w:numId w:val="42"/>
-        </w:numPr>
-        <w:jc w:val="left"/>
-        <w:rPr>
-          <w:sz w:val="24"/>
-          <w:szCs w:val="24"/>
-        </w:rPr>
-      </w:pPr>
-      <w:r>
-        <w:rPr>
-          <w:sz w:val="24"/>
-          <w:szCs w:val="24"/>
-        </w:rPr>
-        <w:t>低温 / 冷冻机通过压缩机将制冷剂压缩成液态后送蒸发器中与</w:t>
+        <w:t>用</w:t>
       </w:r>
       <w:r>
         <w:rPr>
@@ -17799,14 +17781,14 @@
           <w:sz w:val="24"/>
           <w:szCs w:val="24"/>
         </w:rPr>
-        <w:t>低温水 / 冷冻水</w:t>
-      </w:r>
-      <w:r>
-        <w:rPr>
-          <w:sz w:val="24"/>
-          <w:szCs w:val="24"/>
-        </w:rPr>
-        <w:t>进行热交换。</w:t>
+        <w:t>一</w:t>
+      </w:r>
+      <w:r>
+        <w:rPr>
+          <w:sz w:val="24"/>
+          <w:szCs w:val="24"/>
+        </w:rPr>
+        <w:t>备。</w:t>
       </w:r>
     </w:p>
     <w:p>
@@ -17826,7 +17808,7 @@
           <w:sz w:val="24"/>
           <w:szCs w:val="24"/>
         </w:rPr>
-        <w:t>经蒸发后的制冷剂在冷凝器中与</w:t>
+        <w:t>低温 / 冷冻机通过压缩机将制冷剂压缩成液态后送蒸发器中与</w:t>
       </w:r>
       <w:r>
         <w:rPr>
@@ -17835,7 +17817,7 @@
           <w:sz w:val="24"/>
           <w:szCs w:val="24"/>
         </w:rPr>
-        <w:t>冷却循环水</w:t>
+        <w:t>低温水 / 冷冻水</w:t>
       </w:r>
       <w:r>
         <w:rPr>
@@ -17862,7 +17844,7 @@
           <w:sz w:val="24"/>
           <w:szCs w:val="24"/>
         </w:rPr>
-        <w:t>螺杆制冷压缩机体内有</w:t>
+        <w:t>经蒸发后的制冷剂在冷凝器中与</w:t>
       </w:r>
       <w:r>
         <w:rPr>
@@ -17871,14 +17853,14 @@
           <w:sz w:val="24"/>
           <w:szCs w:val="24"/>
         </w:rPr>
-        <w:t>8</w:t>
-      </w:r>
-      <w:r>
-        <w:rPr>
-          <w:sz w:val="24"/>
-          <w:szCs w:val="24"/>
-        </w:rPr>
-        <w:t>字形的内腔。</w:t>
+        <w:t>冷却循环水</w:t>
+      </w:r>
+      <w:r>
+        <w:rPr>
+          <w:sz w:val="24"/>
+          <w:szCs w:val="24"/>
+        </w:rPr>
+        <w:t>进行热交换。</w:t>
       </w:r>
     </w:p>
     <w:p>
@@ -17898,7 +17880,7 @@
           <w:sz w:val="24"/>
           <w:szCs w:val="24"/>
         </w:rPr>
-        <w:t>低温水自低温水罐通过</w:t>
+        <w:t>螺杆制冷压缩机体内有</w:t>
       </w:r>
       <w:r>
         <w:rPr>
@@ -17907,14 +17889,14 @@
           <w:sz w:val="24"/>
           <w:szCs w:val="24"/>
         </w:rPr>
-        <w:t>低温水循环泵</w:t>
-      </w:r>
-      <w:r>
-        <w:rPr>
-          <w:sz w:val="24"/>
-          <w:szCs w:val="24"/>
-        </w:rPr>
-        <w:t>打入低温水机组。</w:t>
+        <w:t>8</w:t>
+      </w:r>
+      <w:r>
+        <w:rPr>
+          <w:sz w:val="24"/>
+          <w:szCs w:val="24"/>
+        </w:rPr>
+        <w:t>字形的内腔。</w:t>
       </w:r>
     </w:p>
     <w:p>
@@ -17934,7 +17916,7 @@
           <w:sz w:val="24"/>
           <w:szCs w:val="24"/>
         </w:rPr>
-        <w:t>冷冻水由外管网回水总管回到制冷站外</w:t>
+        <w:t>低温水自低温水罐通过</w:t>
       </w:r>
       <w:r>
         <w:rPr>
@@ -17943,14 +17925,14 @@
           <w:sz w:val="24"/>
           <w:szCs w:val="24"/>
         </w:rPr>
-        <w:t>缓冲罐</w:t>
-      </w:r>
-      <w:r>
-        <w:rPr>
-          <w:sz w:val="24"/>
-          <w:szCs w:val="24"/>
-        </w:rPr>
-        <w:t>（带氮封隔绝空气）。</w:t>
+        <w:t>低温水循环泵</w:t>
+      </w:r>
+      <w:r>
+        <w:rPr>
+          <w:sz w:val="24"/>
+          <w:szCs w:val="24"/>
+        </w:rPr>
+        <w:t>打入低温水机组。</w:t>
       </w:r>
     </w:p>
     <w:p>
@@ -17970,7 +17952,7 @@
           <w:sz w:val="24"/>
           <w:szCs w:val="24"/>
         </w:rPr>
-        <w:t>低温水系统的补水采用</w:t>
+        <w:t>冷冻水由外管网回水总管回到制冷站外</w:t>
       </w:r>
       <w:r>
         <w:rPr>
@@ -17979,14 +17961,34 @@
           <w:sz w:val="24"/>
           <w:szCs w:val="24"/>
         </w:rPr>
-        <w:t>脱盐水</w:t>
-      </w:r>
-      <w:r>
-        <w:rPr>
-          <w:sz w:val="24"/>
-          <w:szCs w:val="24"/>
-        </w:rPr>
-        <w:t>，冷冻水系统的补水采用</w:t>
+        <w:t>缓冲罐</w:t>
+      </w:r>
+      <w:r>
+        <w:rPr>
+          <w:sz w:val="24"/>
+          <w:szCs w:val="24"/>
+        </w:rPr>
+        <w:t>（带氮封隔绝空气）。</w:t>
+      </w:r>
+    </w:p>
+    <w:p>
+      <w:pPr>
+        <w:numPr>
+          <w:ilvl w:val="0"/>
+          <w:numId w:val="42"/>
+        </w:numPr>
+        <w:jc w:val="left"/>
+        <w:rPr>
+          <w:sz w:val="24"/>
+          <w:szCs w:val="24"/>
+        </w:rPr>
+      </w:pPr>
+      <w:r>
+        <w:rPr>
+          <w:sz w:val="24"/>
+          <w:szCs w:val="24"/>
+        </w:rPr>
+        <w:t>低温水系统的补水采用</w:t>
       </w:r>
       <w:r>
         <w:rPr>
@@ -17995,34 +17997,14 @@
           <w:sz w:val="24"/>
           <w:szCs w:val="24"/>
         </w:rPr>
-        <w:t>35% 乙二醇溶液</w:t>
-      </w:r>
-      <w:r>
-        <w:rPr>
-          <w:sz w:val="24"/>
-          <w:szCs w:val="24"/>
-        </w:rPr>
-        <w:t>。</w:t>
-      </w:r>
-    </w:p>
-    <w:p>
-      <w:pPr>
-        <w:numPr>
-          <w:ilvl w:val="0"/>
-          <w:numId w:val="42"/>
-        </w:numPr>
-        <w:jc w:val="left"/>
-        <w:rPr>
-          <w:sz w:val="24"/>
-          <w:szCs w:val="24"/>
-        </w:rPr>
-      </w:pPr>
-      <w:r>
-        <w:rPr>
-          <w:sz w:val="24"/>
-          <w:szCs w:val="24"/>
-        </w:rPr>
-        <w:t>冷冻水采用现场配制的</w:t>
+        <w:t>脱盐水</w:t>
+      </w:r>
+      <w:r>
+        <w:rPr>
+          <w:sz w:val="24"/>
+          <w:szCs w:val="24"/>
+        </w:rPr>
+        <w:t>，冷冻水系统的补水采用</w:t>
       </w:r>
       <w:r>
         <w:rPr>
@@ -18031,6 +18013,42 @@
           <w:sz w:val="24"/>
           <w:szCs w:val="24"/>
         </w:rPr>
+        <w:t>35% 乙二醇溶液</w:t>
+      </w:r>
+      <w:r>
+        <w:rPr>
+          <w:sz w:val="24"/>
+          <w:szCs w:val="24"/>
+        </w:rPr>
+        <w:t>。</w:t>
+      </w:r>
+    </w:p>
+    <w:p>
+      <w:pPr>
+        <w:numPr>
+          <w:ilvl w:val="0"/>
+          <w:numId w:val="42"/>
+        </w:numPr>
+        <w:jc w:val="left"/>
+        <w:rPr>
+          <w:sz w:val="24"/>
+          <w:szCs w:val="24"/>
+        </w:rPr>
+      </w:pPr>
+      <w:r>
+        <w:rPr>
+          <w:sz w:val="24"/>
+          <w:szCs w:val="24"/>
+        </w:rPr>
+        <w:t>冷冻水采用现场配制的</w:t>
+      </w:r>
+      <w:r>
+        <w:rPr>
+          <w:b/>
+          <w:bCs/>
+          <w:sz w:val="24"/>
+          <w:szCs w:val="24"/>
+        </w:rPr>
         <w:t>35</w:t>
       </w:r>
       <w:r>
@@ -18058,11 +18076,22 @@
           <w:sz w:val="24"/>
           <w:szCs w:val="24"/>
         </w:rPr>
-        <w:t>制冷系统的冷却水均采用全厂循环水场统一制备的 33</w:t>
+        <w:t>制冷系统的冷却水均采用全厂循环水场统一制备的</w:t>
+      </w:r>
+      <w:r>
+        <w:rPr>
+          <w:b/>
+          <w:bCs/>
+          <w:sz w:val="24"/>
+          <w:szCs w:val="24"/>
+        </w:rPr>
+        <w:t>33</w:t>
       </w:r>
       <w:r>
         <w:rPr>
           <w:rFonts w:ascii="Cambria Math" w:hAnsi="Cambria Math" w:cs="Cambria Math"/>
+          <w:b/>
+          <w:bCs/>
           <w:sz w:val="24"/>
           <w:szCs w:val="24"/>
         </w:rPr>
@@ -18070,6 +18099,8 @@
       </w:r>
       <w:r>
         <w:rPr>
+          <w:b/>
+          <w:bCs/>
           <w:sz w:val="24"/>
           <w:szCs w:val="24"/>
         </w:rPr>
@@ -18078,6 +18109,8 @@
       <w:r>
         <w:rPr>
           <w:rFonts w:ascii="Cambria Math" w:hAnsi="Cambria Math" w:cs="Cambria Math"/>
+          <w:b/>
+          <w:bCs/>
           <w:sz w:val="24"/>
           <w:szCs w:val="24"/>
         </w:rPr>
@@ -18090,6 +18123,8 @@
         </w:rPr>
         <w:t>冷却水。</w:t>
       </w:r>
+      <w:bookmarkStart w:id="0" w:name="_GoBack"/>
+      <w:bookmarkEnd w:id="0"/>
     </w:p>
     <w:p>
       <w:pPr>
@@ -20481,7 +20516,23 @@
           <w:sz w:val="24"/>
           <w:szCs w:val="24"/>
         </w:rPr>
-        <w:t>PSA 制氮装置中，设计粗氮产量为 **≥1100** Nm³/h。</w:t>
+        <w:t xml:space="preserve">PSA 制氮装置中，设计粗氮产量为 </w:t>
+      </w:r>
+      <w:r>
+        <w:rPr>
+          <w:b/>
+          <w:bCs/>
+          <w:sz w:val="24"/>
+          <w:szCs w:val="24"/>
+        </w:rPr>
+        <w:t>≥1100</w:t>
+      </w:r>
+      <w:r>
+        <w:rPr>
+          <w:sz w:val="24"/>
+          <w:szCs w:val="24"/>
+        </w:rPr>
+        <w:t xml:space="preserve"> Nm³/h。</w:t>
       </w:r>
     </w:p>
     <w:p>
@@ -20566,7 +20617,23 @@
           <w:sz w:val="24"/>
           <w:szCs w:val="24"/>
         </w:rPr>
-        <w:t>普氮缓冲罐的氮气纯度要求为 **≥99.9%**。</w:t>
+        <w:t xml:space="preserve">普氮缓冲罐的氮气纯度要求为 </w:t>
+      </w:r>
+      <w:r>
+        <w:rPr>
+          <w:b/>
+          <w:bCs/>
+          <w:sz w:val="24"/>
+          <w:szCs w:val="24"/>
+        </w:rPr>
+        <w:t>≥99.9%</w:t>
+      </w:r>
+      <w:r>
+        <w:rPr>
+          <w:sz w:val="24"/>
+          <w:szCs w:val="24"/>
+        </w:rPr>
+        <w:t>。</w:t>
       </w:r>
     </w:p>
     <w:p>
@@ -28318,8 +28385,8 @@
     <w:lsdException w:uiPriority="99" w:name="index 8"/>
     <w:lsdException w:uiPriority="99" w:name="index 9"/>
     <w:lsdException w:qFormat="1" w:unhideWhenUsed="0" w:uiPriority="39" w:semiHidden="0" w:name="toc 1"/>
-    <w:lsdException w:uiPriority="39" w:semiHidden="0" w:name="toc 2"/>
-    <w:lsdException w:uiPriority="39" w:semiHidden="0" w:name="toc 3"/>
+    <w:lsdException w:qFormat="1" w:uiPriority="39" w:semiHidden="0" w:name="toc 2"/>
+    <w:lsdException w:qFormat="1" w:uiPriority="39" w:semiHidden="0" w:name="toc 3"/>
     <w:lsdException w:uiPriority="39" w:name="toc 4"/>
     <w:lsdException w:uiPriority="39" w:name="toc 5"/>
     <w:lsdException w:uiPriority="39" w:name="toc 6"/>
@@ -28329,8 +28396,8 @@
     <w:lsdException w:uiPriority="99" w:name="Normal Indent"/>
     <w:lsdException w:uiPriority="99" w:name="footnote text"/>
     <w:lsdException w:qFormat="1" w:unhideWhenUsed="0" w:uiPriority="0" w:name="annotation text"/>
-    <w:lsdException w:uiPriority="0" w:semiHidden="0" w:name="header"/>
-    <w:lsdException w:uiPriority="99" w:semiHidden="0" w:name="footer"/>
+    <w:lsdException w:qFormat="1" w:uiPriority="0" w:semiHidden="0" w:name="header"/>
+    <w:lsdException w:qFormat="1" w:uiPriority="99" w:semiHidden="0" w:name="footer"/>
     <w:lsdException w:uiPriority="99" w:name="index heading"/>
     <w:lsdException w:qFormat="1" w:uiPriority="35" w:name="caption"/>
     <w:lsdException w:uiPriority="99" w:name="table of figures"/>
@@ -28363,9 +28430,9 @@
     <w:lsdException w:qFormat="1" w:unhideWhenUsed="0" w:uiPriority="10" w:semiHidden="0" w:name="Title"/>
     <w:lsdException w:uiPriority="99" w:name="Closing"/>
     <w:lsdException w:uiPriority="99" w:name="Signature"/>
-    <w:lsdException w:uiPriority="1" w:semiHidden="0" w:name="Default Paragraph Font"/>
-    <w:lsdException w:unhideWhenUsed="0" w:uiPriority="0" w:semiHidden="0" w:name="Body Text"/>
-    <w:lsdException w:unhideWhenUsed="0" w:uiPriority="0" w:semiHidden="0" w:name="Body Text Indent"/>
+    <w:lsdException w:qFormat="1" w:uiPriority="1" w:semiHidden="0" w:name="Default Paragraph Font"/>
+    <w:lsdException w:qFormat="1" w:unhideWhenUsed="0" w:uiPriority="0" w:semiHidden="0" w:name="Body Text"/>
+    <w:lsdException w:qFormat="1" w:unhideWhenUsed="0" w:uiPriority="0" w:semiHidden="0" w:name="Body Text Indent"/>
     <w:lsdException w:uiPriority="99" w:name="List Continue"/>
     <w:lsdException w:uiPriority="99" w:name="List Continue 2"/>
     <w:lsdException w:uiPriority="99" w:name="List Continue 3"/>
@@ -28374,35 +28441,35 @@
     <w:lsdException w:uiPriority="99" w:name="Message Header"/>
     <w:lsdException w:qFormat="1" w:unhideWhenUsed="0" w:uiPriority="11" w:semiHidden="0" w:name="Subtitle"/>
     <w:lsdException w:uiPriority="99" w:name="Salutation"/>
-    <w:lsdException w:unhideWhenUsed="0" w:uiPriority="0" w:semiHidden="0" w:name="Date"/>
+    <w:lsdException w:qFormat="1" w:unhideWhenUsed="0" w:uiPriority="0" w:semiHidden="0" w:name="Date"/>
     <w:lsdException w:uiPriority="99" w:name="Body Text First Indent"/>
     <w:lsdException w:uiPriority="99" w:name="Body Text First Indent 2"/>
     <w:lsdException w:uiPriority="99" w:name="Note Heading"/>
-    <w:lsdException w:unhideWhenUsed="0" w:uiPriority="0" w:semiHidden="0" w:name="Body Text 2"/>
+    <w:lsdException w:qFormat="1" w:unhideWhenUsed="0" w:uiPriority="0" w:semiHidden="0" w:name="Body Text 2"/>
     <w:lsdException w:uiPriority="99" w:name="Body Text 3"/>
-    <w:lsdException w:unhideWhenUsed="0" w:uiPriority="0" w:semiHidden="0" w:name="Body Text Indent 2"/>
+    <w:lsdException w:qFormat="1" w:unhideWhenUsed="0" w:uiPriority="0" w:semiHidden="0" w:name="Body Text Indent 2"/>
     <w:lsdException w:uiPriority="99" w:name="Body Text Indent 3"/>
     <w:lsdException w:uiPriority="99" w:name="Block Text"/>
     <w:lsdException w:qFormat="1" w:unhideWhenUsed="0" w:uiPriority="99" w:semiHidden="0" w:name="Hyperlink"/>
     <w:lsdException w:uiPriority="99" w:name="FollowedHyperlink"/>
     <w:lsdException w:qFormat="1" w:unhideWhenUsed="0" w:uiPriority="0" w:semiHidden="0" w:name="Strong"/>
     <w:lsdException w:qFormat="1" w:unhideWhenUsed="0" w:uiPriority="20" w:semiHidden="0" w:name="Emphasis"/>
-    <w:lsdException w:unhideWhenUsed="0" w:uiPriority="0" w:name="Document Map"/>
-    <w:lsdException w:unhideWhenUsed="0" w:uiPriority="0" w:semiHidden="0" w:name="Plain Text"/>
+    <w:lsdException w:qFormat="1" w:unhideWhenUsed="0" w:uiPriority="0" w:name="Document Map"/>
+    <w:lsdException w:qFormat="1" w:unhideWhenUsed="0" w:uiPriority="0" w:semiHidden="0" w:name="Plain Text"/>
     <w:lsdException w:uiPriority="99" w:name="E-mail Signature"/>
-    <w:lsdException w:unhideWhenUsed="0" w:uiPriority="0" w:semiHidden="0" w:name="Normal (Web)"/>
+    <w:lsdException w:qFormat="1" w:unhideWhenUsed="0" w:uiPriority="0" w:semiHidden="0" w:name="Normal (Web)"/>
     <w:lsdException w:uiPriority="99" w:name="HTML Acronym"/>
     <w:lsdException w:uiPriority="99" w:name="HTML Address"/>
     <w:lsdException w:uiPriority="99" w:name="HTML Cite"/>
     <w:lsdException w:uiPriority="99" w:name="HTML Code"/>
     <w:lsdException w:uiPriority="99" w:name="HTML Definition"/>
     <w:lsdException w:uiPriority="99" w:name="HTML Keyboard"/>
-    <w:lsdException w:unhideWhenUsed="0" w:uiPriority="99" w:semiHidden="0" w:name="HTML Preformatted"/>
+    <w:lsdException w:qFormat="1" w:unhideWhenUsed="0" w:uiPriority="99" w:semiHidden="0" w:name="HTML Preformatted"/>
     <w:lsdException w:uiPriority="99" w:name="HTML Sample"/>
     <w:lsdException w:uiPriority="99" w:name="HTML Typewriter"/>
     <w:lsdException w:uiPriority="99" w:name="HTML Variable"/>
-    <w:lsdException w:uiPriority="99" w:name="Normal Table"/>
-    <w:lsdException w:unhideWhenUsed="0" w:uiPriority="0" w:name="annotation subject"/>
+    <w:lsdException w:qFormat="1" w:uiPriority="99" w:name="Normal Table"/>
+    <w:lsdException w:qFormat="1" w:unhideWhenUsed="0" w:uiPriority="0" w:name="annotation subject"/>
     <w:lsdException w:uiPriority="99" w:name="Table Simple 1"/>
     <w:lsdException w:uiPriority="99" w:name="Table Simple 2"/>
     <w:lsdException w:uiPriority="99" w:name="Table Simple 3"/>
@@ -28445,7 +28512,7 @@
     <w:lsdException w:uiPriority="99" w:name="Table Web 1"/>
     <w:lsdException w:uiPriority="99" w:name="Table Web 2"/>
     <w:lsdException w:uiPriority="99" w:name="Table Web 3"/>
-    <w:lsdException w:uiPriority="0" w:name="Balloon Text"/>
+    <w:lsdException w:qFormat="1" w:uiPriority="0" w:name="Balloon Text"/>
     <w:lsdException w:unhideWhenUsed="0" w:uiPriority="0" w:semiHidden="0" w:name="Table Grid"/>
     <w:lsdException w:uiPriority="99" w:name="Table Theme"/>
     <w:lsdException w:qFormat="1" w:unhideWhenUsed="0" w:uiPriority="1" w:semiHidden="0" w:name="No Spacing"/>
@@ -28650,12 +28717,14 @@
   <w:style w:type="character" w:default="1" w:styleId="25">
     <w:name w:val="Default Paragraph Font"/>
     <w:unhideWhenUsed/>
+    <w:qFormat/>
     <w:uiPriority w:val="1"/>
   </w:style>
   <w:style w:type="table" w:default="1" w:styleId="23">
     <w:name w:val="Normal Table"/>
     <w:semiHidden/>
     <w:unhideWhenUsed/>
+    <w:qFormat/>
     <w:uiPriority w:val="99"/>
     <w:tblPr>
       <w:tblCellMar>
@@ -28671,6 +28740,7 @@
     <w:basedOn w:val="1"/>
     <w:link w:val="39"/>
     <w:semiHidden/>
+    <w:qFormat/>
     <w:uiPriority w:val="0"/>
     <w:pPr>
       <w:shd w:val="clear" w:color="auto" w:fill="000080"/>
@@ -28700,6 +28770,7 @@
     <w:name w:val="Body Text"/>
     <w:basedOn w:val="1"/>
     <w:link w:val="36"/>
+    <w:qFormat/>
     <w:uiPriority w:val="0"/>
     <w:pPr>
       <w:spacing w:after="120"/>
@@ -28713,6 +28784,7 @@
     <w:name w:val="Body Text Indent"/>
     <w:basedOn w:val="1"/>
     <w:link w:val="40"/>
+    <w:qFormat/>
     <w:uiPriority w:val="0"/>
     <w:pPr>
       <w:spacing w:after="120"/>
@@ -28729,6 +28801,7 @@
     <w:next w:val="1"/>
     <w:autoRedefine/>
     <w:unhideWhenUsed/>
+    <w:qFormat/>
     <w:uiPriority w:val="39"/>
     <w:pPr>
       <w:ind w:left="840" w:leftChars="400"/>
@@ -28738,6 +28811,7 @@
     <w:name w:val="Plain Text"/>
     <w:basedOn w:val="1"/>
     <w:link w:val="38"/>
+    <w:qFormat/>
     <w:uiPriority w:val="0"/>
     <w:rPr>
       <w:rFonts w:ascii="宋体" w:hAnsi="Courier New" w:eastAsia="宋体" w:cs="Times New Roman"/>
@@ -28749,6 +28823,7 @@
     <w:basedOn w:val="1"/>
     <w:next w:val="1"/>
     <w:link w:val="42"/>
+    <w:qFormat/>
     <w:uiPriority w:val="0"/>
     <w:pPr>
       <w:ind w:left="100" w:leftChars="2500"/>
@@ -28763,6 +28838,7 @@
     <w:name w:val="Body Text Indent 2"/>
     <w:basedOn w:val="1"/>
     <w:link w:val="68"/>
+    <w:qFormat/>
     <w:uiPriority w:val="0"/>
     <w:pPr>
       <w:ind w:left="359" w:leftChars="171"/>
@@ -28779,6 +28855,7 @@
     <w:link w:val="37"/>
     <w:semiHidden/>
     <w:unhideWhenUsed/>
+    <w:qFormat/>
     <w:uiPriority w:val="0"/>
     <w:rPr>
       <w:sz w:val="18"/>
@@ -28790,6 +28867,7 @@
     <w:basedOn w:val="1"/>
     <w:link w:val="35"/>
     <w:unhideWhenUsed/>
+    <w:qFormat/>
     <w:uiPriority w:val="99"/>
     <w:pPr>
       <w:tabs>
@@ -28809,6 +28887,7 @@
     <w:basedOn w:val="1"/>
     <w:link w:val="34"/>
     <w:unhideWhenUsed/>
+    <w:qFormat/>
     <w:uiPriority w:val="0"/>
     <w:pPr>
       <w:pBdr>
@@ -28844,6 +28923,7 @@
     <w:next w:val="1"/>
     <w:autoRedefine/>
     <w:unhideWhenUsed/>
+    <w:qFormat/>
     <w:uiPriority w:val="39"/>
     <w:pPr>
       <w:ind w:left="420" w:leftChars="200"/>
@@ -28853,6 +28933,7 @@
     <w:name w:val="Body Text 2"/>
     <w:basedOn w:val="1"/>
     <w:link w:val="41"/>
+    <w:qFormat/>
     <w:uiPriority w:val="0"/>
     <w:rPr>
       <w:rFonts w:ascii="Times New Roman" w:hAnsi="Times New Roman" w:eastAsia="宋体" w:cs="Times New Roman"/>
@@ -28865,6 +28946,7 @@
     <w:name w:val="HTML Preformatted"/>
     <w:basedOn w:val="1"/>
     <w:link w:val="50"/>
+    <w:qFormat/>
     <w:uiPriority w:val="99"/>
     <w:pPr>
       <w:widowControl/>
@@ -28899,6 +28981,7 @@
   <w:style w:type="paragraph" w:styleId="21">
     <w:name w:val="Normal (Web)"/>
     <w:basedOn w:val="1"/>
+    <w:qFormat/>
     <w:uiPriority w:val="0"/>
     <w:pPr>
       <w:widowControl/>
@@ -28918,6 +29001,7 @@
     <w:next w:val="7"/>
     <w:link w:val="48"/>
     <w:semiHidden/>
+    <w:qFormat/>
     <w:uiPriority w:val="0"/>
     <w:rPr>
       <w:rFonts w:ascii="Times New Roman" w:eastAsia="宋体"/>
@@ -29062,6 +29146,7 @@
     <w:name w:val="正文文本 字符"/>
     <w:basedOn w:val="25"/>
     <w:link w:val="8"/>
+    <w:qFormat/>
     <w:uiPriority w:val="0"/>
     <w:rPr>
       <w:rFonts w:ascii="Times New Roman" w:hAnsi="Times New Roman" w:eastAsia="宋体" w:cs="Times New Roman"/>
@@ -29118,6 +29203,7 @@
     <w:name w:val="正文文本 2 字符"/>
     <w:basedOn w:val="25"/>
     <w:link w:val="19"/>
+    <w:qFormat/>
     <w:uiPriority w:val="0"/>
     <w:rPr>
       <w:rFonts w:ascii="Times New Roman" w:hAnsi="Times New Roman" w:eastAsia="宋体" w:cs="Times New Roman"/>

--- a/公用工程题库（内操版）.docx
+++ b/公用工程题库（内操版）.docx
@@ -5220,6 +5220,7 @@
     <w:p>
       <w:pPr>
         <w:numPr>
+          <w:ilvl w:val="0"/>
           <w:numId w:val="0"/>
         </w:numPr>
         <w:jc w:val="left"/>
@@ -5235,8 +5236,6 @@
         </w:rPr>
         <w:t>A. 0.78MPaG B. 0.75MPaG C. 0.80MPaG D. 0.90MPaG</w:t>
       </w:r>
-      <w:bookmarkStart w:id="0" w:name="_GoBack"/>
-      <w:bookmarkEnd w:id="0"/>
     </w:p>
     <w:p>
       <w:pPr>
@@ -18688,15 +18687,6 @@
         </w:rPr>
         <w:t>：作为制冷系统的冷却介质，吸收冷凝器中制冷剂蒸发后释放的大量热量，保证制冷剂能在冷凝器中等压冷却冷凝为液态，保障整个制冷循环的正常进行，是制冷系统散热的核心载体。</w:t>
       </w:r>
-    </w:p>
-    <w:p>
-      <w:pPr>
-        <w:jc w:val="left"/>
-        <w:rPr>
-          <w:sz w:val="24"/>
-          <w:szCs w:val="24"/>
-        </w:rPr>
-      </w:pPr>
       <w:r>
         <w:rPr>
           <w:b/>
@@ -21097,15 +21087,6 @@
         </w:rPr>
         <w:t>：碳分子筛的孔径接近氧气和氮气分子直径，且对不同气体具有选择吸附特性，会优先吸附分子更小、运动速度更快的氧气分子，而氮气分子难以被吸附。在高压状态下，碳分子筛大量吸附空气中的氧气，使氮气得以分离出来；在低压状态下，被吸附的氧气会脱附释放，碳分子筛实现再生，可循环使用。</w:t>
       </w:r>
-    </w:p>
-    <w:p>
-      <w:pPr>
-        <w:jc w:val="left"/>
-        <w:rPr>
-          <w:sz w:val="24"/>
-          <w:szCs w:val="24"/>
-        </w:rPr>
-      </w:pPr>
       <w:r>
         <w:rPr>
           <w:b/>
@@ -21122,6 +21103,8 @@
         </w:rPr>
         <w:t>：作为变压吸附的核心吸附剂，通过 “高压吸附、低压脱附” 的交替过程，实现空气的氧氮分离，最终产出纯度≥99.9% 的粗氮气，是 PSA 制氮工艺实现气体分离的关键核心。</w:t>
       </w:r>
+      <w:bookmarkStart w:id="0" w:name="_GoBack"/>
+      <w:bookmarkEnd w:id="0"/>
     </w:p>
     <w:p>
       <w:pPr>
